--- a/spa/docx/005.content.docx
+++ b/spa/docx/005.content.docx
@@ -33124,19 +33124,7 @@
         <w:rPr>
           <w:lang w:val="es_ES" w:bidi="es_ES"/>
         </w:rPr>
-        <w:t xml:space="preserve"> </w:t>
-      </w:r>
-      <w:r>
-        <w:rPr>
-          <w:lang w:val="es_ES" w:bidi="es_ES"/>
-        </w:rPr>
-        <w:t>“¿Evidencia científica del diluvio?”</w:t>
-      </w:r>
-      <w:r>
-        <w:rPr>
-          <w:lang w:val="es_ES" w:bidi="es_ES"/>
-        </w:rPr>
-        <w:t>.</w:t>
+        <w:t xml:space="preserve"> “¿Evidencia científica del diluvio?”.</w:t>
       </w:r>
     </w:p>
     <w:p>
